--- a/report/Hình thức trình bày_check.docx
+++ b/report/Hình thức trình bày_check.docx
@@ -1,6 +1,6 @@
 
 <file path=word/document.xml><?xml version="1.0" encoding="utf-8"?>
-<w:document xmlns:wpc="http://schemas.microsoft.com/office/word/2010/wordprocessingCanvas" xmlns:cx="http://schemas.microsoft.com/office/drawing/2014/chartex" xmlns:cx1="http://schemas.microsoft.com/office/drawing/2015/9/8/chartex" xmlns:cx2="http://schemas.microsoft.com/office/drawing/2015/10/21/chartex" xmlns:cx3="http://schemas.microsoft.com/office/drawing/2016/5/9/chartex" xmlns:cx4="http://schemas.microsoft.com/office/drawing/2016/5/10/chartex" xmlns:cx5="http://schemas.microsoft.com/office/drawing/2016/5/11/chartex" xmlns:cx6="http://schemas.microsoft.com/office/drawing/2016/5/12/chartex" xmlns:cx7="http://schemas.microsoft.com/office/drawing/2016/5/13/chartex" xmlns:cx8="http://schemas.microsoft.com/office/drawing/2016/5/14/chartex" xmlns:mc="http://schemas.openxmlformats.org/markup-compatibility/2006" xmlns:aink="http://schemas.microsoft.com/office/drawing/2016/ink" xmlns:am3d="http://schemas.microsoft.com/office/drawing/2017/model3d" xmlns:o="urn:schemas-microsoft-com:office:office" xmlns:r="http://schemas.openxmlformats.org/officeDocument/2006/relationships" xmlns:m="http://schemas.openxmlformats.org/officeDocument/2006/math" xmlns:v="urn:schemas-microsoft-com:vml" xmlns:wp14="http://schemas.microsoft.com/office/word/2010/wordprocessingDrawing" xmlns:wp="http://schemas.openxmlformats.org/drawingml/2006/wordprocessingDrawing" xmlns:w10="urn:schemas-microsoft-com:office:word" xmlns:w="http://schemas.openxmlformats.org/wordprocessingml/2006/main" xmlns:w14="http://schemas.microsoft.com/office/word/2010/wordml" xmlns:w15="http://schemas.microsoft.com/office/word/2012/wordml" xmlns:w16cid="http://schemas.microsoft.com/office/word/2016/wordml/cid" xmlns:w16se="http://schemas.microsoft.com/office/word/2015/wordml/symex" xmlns:wpg="http://schemas.microsoft.com/office/word/2010/wordprocessingGroup" xmlns:wpi="http://schemas.microsoft.com/office/word/2010/wordprocessingInk" xmlns:wne="http://schemas.microsoft.com/office/word/2006/wordml" xmlns:wps="http://schemas.microsoft.com/office/word/2010/wordprocessingShape" mc:Ignorable="w14 w15 w16se w16cid wp14">
+<w:document xmlns:wpc="http://schemas.microsoft.com/office/word/2010/wordprocessingCanvas" xmlns:cx="http://schemas.microsoft.com/office/drawing/2014/chartex" xmlns:cx1="http://schemas.microsoft.com/office/drawing/2015/9/8/chartex" xmlns:cx2="http://schemas.microsoft.com/office/drawing/2015/10/21/chartex" xmlns:cx3="http://schemas.microsoft.com/office/drawing/2016/5/9/chartex" xmlns:cx4="http://schemas.microsoft.com/office/drawing/2016/5/10/chartex" xmlns:cx5="http://schemas.microsoft.com/office/drawing/2016/5/11/chartex" xmlns:cx6="http://schemas.microsoft.com/office/drawing/2016/5/12/chartex" xmlns:cx7="http://schemas.microsoft.com/office/drawing/2016/5/13/chartex" xmlns:cx8="http://schemas.microsoft.com/office/drawing/2016/5/14/chartex" xmlns:mc="http://schemas.openxmlformats.org/markup-compatibility/2006" xmlns:aink="http://schemas.microsoft.com/office/drawing/2016/ink" xmlns:am3d="http://schemas.microsoft.com/office/drawing/2017/model3d" xmlns:o="urn:schemas-microsoft-com:office:office" xmlns:oel="http://schemas.microsoft.com/office/2019/extlst" xmlns:r="http://schemas.openxmlformats.org/officeDocument/2006/relationships" xmlns:m="http://schemas.openxmlformats.org/officeDocument/2006/math" xmlns:v="urn:schemas-microsoft-com:vml" xmlns:wp14="http://schemas.microsoft.com/office/word/2010/wordprocessingDrawing" xmlns:wp="http://schemas.openxmlformats.org/drawingml/2006/wordprocessingDrawing" xmlns:w10="urn:schemas-microsoft-com:office:word" xmlns:w="http://schemas.openxmlformats.org/wordprocessingml/2006/main" xmlns:w14="http://schemas.microsoft.com/office/word/2010/wordml" xmlns:w15="http://schemas.microsoft.com/office/word/2012/wordml" xmlns:w16cex="http://schemas.microsoft.com/office/word/2018/wordml/cex" xmlns:w16cid="http://schemas.microsoft.com/office/word/2016/wordml/cid" xmlns:w16="http://schemas.microsoft.com/office/word/2018/wordml" xmlns:w16du="http://schemas.microsoft.com/office/word/2023/wordml/word16du" xmlns:w16sdtdh="http://schemas.microsoft.com/office/word/2020/wordml/sdtdatahash" xmlns:w16sdtfl="http://schemas.microsoft.com/office/word/2024/wordml/sdtformatlock" xmlns:w16se="http://schemas.microsoft.com/office/word/2015/wordml/symex" xmlns:wpg="http://schemas.microsoft.com/office/word/2010/wordprocessingGroup" xmlns:wpi="http://schemas.microsoft.com/office/word/2010/wordprocessingInk" xmlns:wne="http://schemas.microsoft.com/office/word/2006/wordml" xmlns:wps="http://schemas.microsoft.com/office/word/2010/wordprocessingShape" mc:Ignorable="w14 w15 w16se w16cid w16 w16cex w16sdtdh w16sdtfl w16du wp14">
   <w:body>
     <w:p>
       <w:pPr>
@@ -1052,12 +1052,14 @@
       <w:r>
         <w:rPr>
           <w:sz w:val="26"/>
+          <w:highlight w:val="yellow"/>
         </w:rPr>
         <w:t>Lề trên 3 cm, lề dưới 3.5 cm</w:t>
       </w:r>
       <w:r>
         <w:rPr>
           <w:sz w:val="26"/>
+          <w:highlight w:val="yellow"/>
         </w:rPr>
         <w:t>, lề trái 3.5 cm, lề phải 2 cm.</w:t>
       </w:r>
@@ -1279,16 +1281,8 @@
         <w:rPr>
           <w:sz w:val="26"/>
         </w:rPr>
-        <w:t xml:space="preserve">Chữ số thứ hai chỉ thứ tự bảng biểu, sơ đồ, </w:t>
-      </w:r>
-      <w:proofErr w:type="gramStart"/>
-      <w:r>
-        <w:rPr>
-          <w:sz w:val="26"/>
-        </w:rPr>
-        <w:t>hình,…</w:t>
-      </w:r>
-      <w:proofErr w:type="gramEnd"/>
+        <w:t>Chữ số thứ hai chỉ thứ tự bảng biểu, sơ đồ, hình,…</w:t>
+      </w:r>
       <w:r>
         <w:rPr>
           <w:sz w:val="26"/>
@@ -1324,16 +1318,8 @@
         <w:rPr>
           <w:sz w:val="26"/>
         </w:rPr>
-        <w:t xml:space="preserve">ỗi bảng biểu, sơ đồ, </w:t>
-      </w:r>
-      <w:proofErr w:type="gramStart"/>
-      <w:r>
-        <w:rPr>
-          <w:sz w:val="26"/>
-        </w:rPr>
-        <w:t>hình,…</w:t>
-      </w:r>
-      <w:proofErr w:type="gramEnd"/>
+        <w:t>ỗi bảng biểu, sơ đồ, hình,…</w:t>
+      </w:r>
       <w:r>
         <w:rPr>
           <w:sz w:val="26"/>
@@ -1429,86 +1415,92 @@
           <w:b/>
           <w:sz w:val="26"/>
         </w:rPr>
-        <w:t xml:space="preserve">Chương 3 </w:t>
-      </w:r>
-      <w:proofErr w:type="gramStart"/>
-      <w:r>
+        <w:t>Chương 3 …</w:t>
+      </w:r>
+      <w:r>
+        <w:rPr>
+          <w:sz w:val="26"/>
+        </w:rPr>
+        <w:t>(bold, font 14)</w:t>
+      </w:r>
+    </w:p>
+    <w:p>
+      <w:pPr>
         <w:rPr>
           <w:b/>
           <w:sz w:val="26"/>
         </w:rPr>
-        <w:t>…</w:t>
-      </w:r>
-      <w:r>
-        <w:rPr>
-          <w:sz w:val="26"/>
-        </w:rPr>
-        <w:t>(</w:t>
-      </w:r>
-      <w:proofErr w:type="gramEnd"/>
-      <w:r>
-        <w:rPr>
-          <w:sz w:val="26"/>
-        </w:rPr>
-        <w:t>bold, font 14)</w:t>
-      </w:r>
-    </w:p>
-    <w:p>
-      <w:pPr>
+      </w:pPr>
+      <w:r>
         <w:rPr>
           <w:b/>
           <w:sz w:val="26"/>
         </w:rPr>
-      </w:pPr>
+        <w:tab/>
+      </w:r>
       <w:r>
         <w:rPr>
           <w:b/>
           <w:sz w:val="26"/>
         </w:rPr>
         <w:tab/>
-      </w:r>
-      <w:r>
+        <w:t>3.1. …</w:t>
+      </w:r>
+      <w:r>
+        <w:rPr>
+          <w:sz w:val="26"/>
+        </w:rPr>
+        <w:t>(bold, font 13)</w:t>
+      </w:r>
+    </w:p>
+    <w:p>
+      <w:pPr>
         <w:rPr>
           <w:b/>
           <w:sz w:val="26"/>
         </w:rPr>
+      </w:pPr>
+      <w:r>
+        <w:rPr>
+          <w:b/>
+          <w:sz w:val="26"/>
+        </w:rPr>
         <w:tab/>
-        <w:t xml:space="preserve">3.1. </w:t>
-      </w:r>
-      <w:proofErr w:type="gramStart"/>
+      </w:r>
       <w:r>
         <w:rPr>
           <w:b/>
           <w:sz w:val="26"/>
         </w:rPr>
-        <w:t>…</w:t>
-      </w:r>
-      <w:r>
-        <w:rPr>
-          <w:sz w:val="26"/>
-        </w:rPr>
-        <w:t>(</w:t>
-      </w:r>
-      <w:proofErr w:type="gramEnd"/>
-      <w:r>
-        <w:rPr>
-          <w:sz w:val="26"/>
-        </w:rPr>
-        <w:t>bold, font 13)</w:t>
-      </w:r>
-    </w:p>
-    <w:p>
-      <w:pPr>
+        <w:tab/>
+      </w:r>
+      <w:r>
         <w:rPr>
           <w:b/>
           <w:sz w:val="26"/>
         </w:rPr>
-      </w:pPr>
-      <w:r>
+        <w:tab/>
+        <w:t>3.1.1. …</w:t>
+      </w:r>
+      <w:r>
+        <w:rPr>
+          <w:sz w:val="26"/>
+        </w:rPr>
+        <w:t>(bold, font 13)</w:t>
+      </w:r>
+    </w:p>
+    <w:p>
+      <w:pPr>
         <w:rPr>
           <w:b/>
           <w:sz w:val="26"/>
         </w:rPr>
+      </w:pPr>
+      <w:r>
+        <w:rPr>
+          <w:b/>
+          <w:sz w:val="26"/>
+        </w:rPr>
         <w:tab/>
       </w:r>
       <w:r>
@@ -1524,123 +1516,42 @@
           <w:sz w:val="26"/>
         </w:rPr>
         <w:tab/>
-        <w:t xml:space="preserve">3.1.1. </w:t>
-      </w:r>
-      <w:proofErr w:type="gramStart"/>
-      <w:r>
+        <w:t>3.1.2. …</w:t>
+      </w:r>
+      <w:r>
+        <w:rPr>
+          <w:sz w:val="26"/>
+        </w:rPr>
+        <w:t>(bold, font 13)</w:t>
+      </w:r>
+    </w:p>
+    <w:p>
+      <w:pPr>
         <w:rPr>
           <w:b/>
           <w:sz w:val="26"/>
         </w:rPr>
-        <w:t>…</w:t>
-      </w:r>
-      <w:r>
-        <w:rPr>
-          <w:sz w:val="26"/>
-        </w:rPr>
-        <w:t>(</w:t>
-      </w:r>
-      <w:proofErr w:type="gramEnd"/>
-      <w:r>
-        <w:rPr>
-          <w:sz w:val="26"/>
-        </w:rPr>
-        <w:t>bold, font 13)</w:t>
-      </w:r>
-    </w:p>
-    <w:p>
-      <w:pPr>
+      </w:pPr>
+      <w:r>
         <w:rPr>
           <w:b/>
           <w:sz w:val="26"/>
         </w:rPr>
-      </w:pPr>
+        <w:tab/>
+      </w:r>
       <w:r>
         <w:rPr>
           <w:b/>
           <w:sz w:val="26"/>
         </w:rPr>
         <w:tab/>
-      </w:r>
-      <w:r>
-        <w:rPr>
-          <w:b/>
-          <w:sz w:val="26"/>
-        </w:rPr>
-        <w:tab/>
-      </w:r>
-      <w:r>
-        <w:rPr>
-          <w:b/>
-          <w:sz w:val="26"/>
-        </w:rPr>
-        <w:tab/>
-        <w:t xml:space="preserve">3.1.2. </w:t>
-      </w:r>
-      <w:proofErr w:type="gramStart"/>
-      <w:r>
-        <w:rPr>
-          <w:b/>
-          <w:sz w:val="26"/>
-        </w:rPr>
-        <w:t>…</w:t>
-      </w:r>
-      <w:r>
-        <w:rPr>
-          <w:sz w:val="26"/>
-        </w:rPr>
-        <w:t>(</w:t>
-      </w:r>
-      <w:proofErr w:type="gramEnd"/>
-      <w:r>
-        <w:rPr>
-          <w:sz w:val="26"/>
-        </w:rPr>
-        <w:t>bold, font 13)</w:t>
-      </w:r>
-    </w:p>
-    <w:p>
-      <w:pPr>
-        <w:rPr>
-          <w:b/>
-          <w:sz w:val="26"/>
-        </w:rPr>
-      </w:pPr>
-      <w:r>
-        <w:rPr>
-          <w:b/>
-          <w:sz w:val="26"/>
-        </w:rPr>
-        <w:tab/>
-      </w:r>
-      <w:r>
-        <w:rPr>
-          <w:b/>
-          <w:sz w:val="26"/>
-        </w:rPr>
-        <w:tab/>
-        <w:t xml:space="preserve">3.2. </w:t>
-      </w:r>
-      <w:proofErr w:type="gramStart"/>
-      <w:r>
-        <w:rPr>
-          <w:b/>
-          <w:sz w:val="26"/>
-        </w:rPr>
-        <w:t>…</w:t>
-      </w:r>
-      <w:r>
-        <w:rPr>
-          <w:sz w:val="26"/>
-        </w:rPr>
-        <w:t>(</w:t>
-      </w:r>
-      <w:proofErr w:type="gramEnd"/>
-      <w:r>
-        <w:rPr>
-          <w:sz w:val="26"/>
-        </w:rPr>
-        <w:t>bold, font 13)</w:t>
+        <w:t>3.2. …</w:t>
+      </w:r>
+      <w:r>
+        <w:rPr>
+          <w:sz w:val="26"/>
+        </w:rPr>
+        <w:t>(bold, font 13)</w:t>
       </w:r>
     </w:p>
     <w:p>
@@ -2308,8 +2219,6 @@
           <w:lang w:val="vi-VN" w:eastAsia="vi-VN"/>
         </w:rPr>
       </w:pPr>
-      <w:bookmarkStart w:id="0" w:name="_GoBack"/>
-      <w:bookmarkEnd w:id="0"/>
       <w:r>
         <w:rPr>
           <w:sz w:val="26"/>
@@ -2973,7 +2882,7 @@
         </w:rPr>
         <w:br w:type="page"/>
       </w:r>
-      <w:bookmarkStart w:id="1" w:name="_Ref288720733"/>
+      <w:bookmarkStart w:id="0" w:name="_Ref288720733"/>
     </w:p>
     <w:p>
       <w:pPr>
@@ -3231,7 +3140,7 @@
         </w:rPr>
         <w:t>)</w:t>
       </w:r>
-      <w:bookmarkEnd w:id="1"/>
+      <w:bookmarkEnd w:id="0"/>
     </w:p>
     <w:tbl>
       <w:tblPr>
@@ -3245,7 +3154,6 @@
           <w:insideH w:val="single" w:sz="4" w:space="0" w:color="FFCC00"/>
           <w:insideV w:val="single" w:sz="4" w:space="0" w:color="FFCC00"/>
         </w:tblBorders>
-        <w:shd w:val="clear" w:color="auto" w:fill="1923AB"/>
         <w:tblLayout w:type="fixed"/>
         <w:tblLook w:val="0000" w:firstRow="0" w:lastRow="0" w:firstColumn="0" w:lastColumn="0" w:noHBand="0" w:noVBand="0"/>
       </w:tblPr>
@@ -3260,7 +3168,6 @@
         <w:tc>
           <w:tcPr>
             <w:tcW w:w="9352" w:type="dxa"/>
-            <w:shd w:val="clear" w:color="auto" w:fill="1923AB"/>
           </w:tcPr>
           <w:p>
             <w:pPr>
@@ -3289,32 +3196,17 @@
                 <w:color w:val="FFCC00"/>
                 <w:sz w:val="28"/>
                 <w:szCs w:val="28"/>
-              </w:rPr>
-              <w:t xml:space="preserve">ĐẠI HỌC QUỐC GIA TP. HỒ CHÍ </w:t>
-            </w:r>
-            <w:proofErr w:type="gramStart"/>
-            <w:r>
-              <w:rPr>
-                <w:color w:val="FFCC00"/>
-                <w:sz w:val="28"/>
-                <w:szCs w:val="28"/>
-              </w:rPr>
-              <w:t>MINH</w:t>
+                <w:highlight w:val="blue"/>
+              </w:rPr>
+              <w:t>ĐẠI HỌC QUỐC GIA TP. HỒ CHÍ MINH</w:t>
             </w:r>
             <w:r>
               <w:rPr>
                 <w:sz w:val="28"/>
                 <w:szCs w:val="28"/>
-              </w:rPr>
-              <w:t>(</w:t>
-            </w:r>
-            <w:proofErr w:type="gramEnd"/>
-            <w:r>
-              <w:rPr>
-                <w:sz w:val="28"/>
-                <w:szCs w:val="28"/>
-              </w:rPr>
-              <w:t>Bold, size 14)</w:t>
+                <w:highlight w:val="blue"/>
+              </w:rPr>
+              <w:t>(Bold, size 14)</w:t>
             </w:r>
           </w:p>
           <w:p>
@@ -3334,35 +3226,18 @@
                 <w:color w:val="FFCC00"/>
                 <w:sz w:val="32"/>
                 <w:szCs w:val="32"/>
-              </w:rPr>
-              <w:t xml:space="preserve">TRƯỜNG ĐẠI HỌC CÔNG NGHỆ THÔNG </w:t>
-            </w:r>
-            <w:proofErr w:type="gramStart"/>
-            <w:r>
-              <w:rPr>
-                <w:b/>
-                <w:color w:val="FFCC00"/>
-                <w:sz w:val="32"/>
-                <w:szCs w:val="32"/>
-              </w:rPr>
-              <w:t>TIN</w:t>
+                <w:highlight w:val="blue"/>
+              </w:rPr>
+              <w:t>TRƯỜNG ĐẠI HỌC CÔNG NGHỆ THÔNG TIN</w:t>
             </w:r>
             <w:r>
               <w:rPr>
                 <w:b/>
                 <w:sz w:val="28"/>
                 <w:szCs w:val="28"/>
-              </w:rPr>
-              <w:t>(</w:t>
-            </w:r>
-            <w:proofErr w:type="gramEnd"/>
-            <w:r>
-              <w:rPr>
-                <w:b/>
-                <w:sz w:val="28"/>
-                <w:szCs w:val="28"/>
-              </w:rPr>
-              <w:t>Bold, size 16)</w:t>
+                <w:highlight w:val="blue"/>
+              </w:rPr>
+              <w:t>(Bold, size 16)</w:t>
             </w:r>
           </w:p>
           <w:p>
@@ -3387,25 +3262,24 @@
                 <w:szCs w:val="32"/>
               </w:rPr>
               <w:tab/>
-              <w:t>KHOA……</w:t>
             </w:r>
-            <w:proofErr w:type="gramStart"/>
             <w:r>
               <w:rPr>
                 <w:b/>
                 <w:color w:val="FFCC00"/>
                 <w:sz w:val="32"/>
                 <w:szCs w:val="32"/>
-              </w:rPr>
-              <w:t>…..</w:t>
+                <w:highlight w:val="blue"/>
+              </w:rPr>
+              <w:t>KHOA………..</w:t>
             </w:r>
-            <w:proofErr w:type="gramEnd"/>
             <w:r>
               <w:rPr>
                 <w:b/>
                 <w:color w:val="FFCC00"/>
                 <w:sz w:val="32"/>
                 <w:szCs w:val="32"/>
+                <w:highlight w:val="blue"/>
               </w:rPr>
               <w:tab/>
             </w:r>
@@ -3414,6 +3288,7 @@
                 <w:b/>
                 <w:sz w:val="28"/>
                 <w:szCs w:val="28"/>
+                <w:highlight w:val="blue"/>
               </w:rPr>
               <w:t>(Bold, size 16)</w:t>
             </w:r>
@@ -3471,7 +3346,6 @@
               </w:rPr>
               <w:t>TÊN SINH VIÊN</w:t>
             </w:r>
-            <w:proofErr w:type="gramStart"/>
             <w:r>
               <w:rPr>
                 <w:b/>
@@ -3486,16 +3360,7 @@
                 <w:sz w:val="28"/>
                 <w:szCs w:val="28"/>
               </w:rPr>
-              <w:t>(</w:t>
-            </w:r>
-            <w:proofErr w:type="gramEnd"/>
-            <w:r>
-              <w:rPr>
-                <w:b/>
-                <w:sz w:val="28"/>
-                <w:szCs w:val="28"/>
-              </w:rPr>
-              <w:t>Bold, size 14)</w:t>
+              <w:t>(Bold, size 14)</w:t>
             </w:r>
           </w:p>
           <w:p>
@@ -3590,17 +3455,7 @@
                 <w:sz w:val="32"/>
                 <w:szCs w:val="32"/>
               </w:rPr>
-              <w:t xml:space="preserve">KHÓA LUẬN TỐT </w:t>
-            </w:r>
-            <w:proofErr w:type="gramStart"/>
-            <w:r>
-              <w:rPr>
-                <w:b/>
-                <w:color w:val="FFCC00"/>
-                <w:sz w:val="32"/>
-                <w:szCs w:val="32"/>
-              </w:rPr>
-              <w:t>NGHIỆP</w:t>
+              <w:t>KHÓA LUẬN TỐT NGHIỆP</w:t>
             </w:r>
             <w:r>
               <w:rPr>
@@ -3608,16 +3463,7 @@
                 <w:sz w:val="28"/>
                 <w:szCs w:val="28"/>
               </w:rPr>
-              <w:t>(</w:t>
-            </w:r>
-            <w:proofErr w:type="gramEnd"/>
-            <w:r>
-              <w:rPr>
-                <w:b/>
-                <w:sz w:val="28"/>
-                <w:szCs w:val="28"/>
-              </w:rPr>
-              <w:t>Bold, size 16)</w:t>
+              <w:t>(Bold, size 16)</w:t>
             </w:r>
           </w:p>
           <w:p>
@@ -3658,7 +3504,6 @@
               </w:rPr>
               <w:t>TÊN KHÓA LUẬN TỐT NGHIỆP</w:t>
             </w:r>
-            <w:proofErr w:type="gramStart"/>
             <w:r>
               <w:rPr>
                 <w:b/>
@@ -3674,16 +3519,7 @@
                 <w:sz w:val="28"/>
                 <w:szCs w:val="28"/>
               </w:rPr>
-              <w:t>(</w:t>
-            </w:r>
-            <w:proofErr w:type="gramEnd"/>
-            <w:r>
-              <w:rPr>
-                <w:b/>
-                <w:sz w:val="28"/>
-                <w:szCs w:val="28"/>
-              </w:rPr>
-              <w:t>Bold, size 18-30)</w:t>
+              <w:t>(Bold, size 18-30)</w:t>
             </w:r>
           </w:p>
           <w:p>
@@ -3711,25 +3547,7 @@
                 <w:color w:val="FF0000"/>
                 <w:sz w:val="28"/>
               </w:rPr>
-              <w:t>&lt;Tên khóa luận Tiếng Anh</w:t>
-            </w:r>
-            <w:proofErr w:type="gramStart"/>
-            <w:r>
-              <w:rPr>
-                <w:b/>
-                <w:color w:val="FF0000"/>
-                <w:sz w:val="28"/>
-              </w:rPr>
-              <w:t>&gt;(</w:t>
-            </w:r>
-            <w:proofErr w:type="gramEnd"/>
-            <w:r>
-              <w:rPr>
-                <w:b/>
-                <w:color w:val="FF0000"/>
-                <w:sz w:val="28"/>
-              </w:rPr>
-              <w:t>Bold, size 15-25)</w:t>
+              <w:t>&lt;Tên khóa luận Tiếng Anh&gt;(Bold, size 15-25)</w:t>
             </w:r>
           </w:p>
           <w:p>
@@ -3836,16 +3654,7 @@
                 <w:color w:val="FFCC00"/>
                 <w:sz w:val="28"/>
               </w:rPr>
-              <w:t>NGÀNH &lt;TÊN NGÀNH</w:t>
-            </w:r>
-            <w:proofErr w:type="gramStart"/>
-            <w:r>
-              <w:rPr>
-                <w:b/>
-                <w:color w:val="FFCC00"/>
-                <w:sz w:val="28"/>
-              </w:rPr>
-              <w:t>&gt;</w:t>
+              <w:t>NGÀNH &lt;TÊN NGÀNH&gt;</w:t>
             </w:r>
             <w:r>
               <w:rPr>
@@ -3853,16 +3662,7 @@
                 <w:sz w:val="28"/>
                 <w:szCs w:val="28"/>
               </w:rPr>
-              <w:t>(</w:t>
-            </w:r>
-            <w:proofErr w:type="gramEnd"/>
-            <w:r>
-              <w:rPr>
-                <w:b/>
-                <w:sz w:val="28"/>
-                <w:szCs w:val="28"/>
-              </w:rPr>
-              <w:t>Bold, size 14)</w:t>
+              <w:t>(Bold, size 14)</w:t>
             </w:r>
           </w:p>
           <w:p>
@@ -4004,7 +3804,6 @@
               </w:rPr>
               <w:t>NĂM</w:t>
             </w:r>
-            <w:proofErr w:type="gramStart"/>
             <w:r>
               <w:rPr>
                 <w:b/>
@@ -4020,16 +3819,7 @@
                 <w:sz w:val="28"/>
                 <w:szCs w:val="28"/>
               </w:rPr>
-              <w:t>(</w:t>
-            </w:r>
-            <w:proofErr w:type="gramEnd"/>
-            <w:r>
-              <w:rPr>
-                <w:b/>
-                <w:sz w:val="28"/>
-                <w:szCs w:val="28"/>
-              </w:rPr>
-              <w:t>Bold, size 13)</w:t>
+              <w:t>(Bold, size 13)</w:t>
             </w:r>
           </w:p>
         </w:tc>
@@ -4054,7 +3844,7 @@
       <w:pPr>
         <w:pStyle w:val="Heading1"/>
       </w:pPr>
-      <w:bookmarkStart w:id="2" w:name="_Ref288720741"/>
+      <w:bookmarkStart w:id="1" w:name="_Ref288720741"/>
       <w:r>
         <w:lastRenderedPageBreak/>
         <w:t>[</w:t>
@@ -4068,7 +3858,7 @@
       <w:r>
         <w:t>LUẬN</w:t>
       </w:r>
-      <w:bookmarkEnd w:id="2"/>
+      <w:bookmarkEnd w:id="1"/>
       <w:r>
         <w:t>]</w:t>
       </w:r>
@@ -4113,15 +3903,7 @@
                 <w:sz w:val="28"/>
                 <w:szCs w:val="26"/>
               </w:rPr>
-              <w:t xml:space="preserve">ĐẠI HỌC QUỐC GIA TP. HỒ CHÍ </w:t>
-            </w:r>
-            <w:proofErr w:type="gramStart"/>
-            <w:r>
-              <w:rPr>
-                <w:sz w:val="28"/>
-                <w:szCs w:val="26"/>
-              </w:rPr>
-              <w:t>MINH</w:t>
+              <w:t>ĐẠI HỌC QUỐC GIA TP. HỒ CHÍ MINH</w:t>
             </w:r>
             <w:r>
               <w:rPr>
@@ -4129,16 +3911,7 @@
                 <w:sz w:val="28"/>
                 <w:szCs w:val="28"/>
               </w:rPr>
-              <w:t>(</w:t>
-            </w:r>
-            <w:proofErr w:type="gramEnd"/>
-            <w:r>
-              <w:rPr>
-                <w:b w:val="0"/>
-                <w:sz w:val="28"/>
-                <w:szCs w:val="28"/>
-              </w:rPr>
-              <w:t>Bold, size 14)</w:t>
+              <w:t>(Bold, size 14)</w:t>
             </w:r>
           </w:p>
           <w:p>
@@ -4156,31 +3929,14 @@
                 <w:sz w:val="32"/>
                 <w:szCs w:val="26"/>
               </w:rPr>
-              <w:t xml:space="preserve">TRƯỜNG ĐẠI HỌC CÔNG NGHỆ THÔNG </w:t>
-            </w:r>
-            <w:proofErr w:type="gramStart"/>
-            <w:r>
-              <w:rPr>
-                <w:b/>
-                <w:sz w:val="32"/>
-                <w:szCs w:val="26"/>
-              </w:rPr>
-              <w:t>TIN</w:t>
+              <w:t>TRƯỜNG ĐẠI HỌC CÔNG NGHỆ THÔNG TIN</w:t>
             </w:r>
             <w:r>
               <w:rPr>
                 <w:sz w:val="28"/>
                 <w:szCs w:val="28"/>
               </w:rPr>
-              <w:t>(</w:t>
-            </w:r>
-            <w:proofErr w:type="gramEnd"/>
-            <w:r>
-              <w:rPr>
-                <w:sz w:val="28"/>
-                <w:szCs w:val="28"/>
-              </w:rPr>
-              <w:t>Bold, size 16)</w:t>
+              <w:t>(Bold, size 16)</w:t>
             </w:r>
           </w:p>
           <w:p>
@@ -4199,31 +3955,14 @@
                 <w:sz w:val="32"/>
                 <w:szCs w:val="28"/>
               </w:rPr>
-              <w:t>KHOA………</w:t>
-            </w:r>
-            <w:proofErr w:type="gramStart"/>
-            <w:r>
-              <w:rPr>
-                <w:b/>
-                <w:sz w:val="32"/>
-                <w:szCs w:val="28"/>
-              </w:rPr>
-              <w:t>….</w:t>
+              <w:t>KHOA………….</w:t>
             </w:r>
             <w:r>
               <w:rPr>
                 <w:sz w:val="28"/>
                 <w:szCs w:val="28"/>
               </w:rPr>
-              <w:t>(</w:t>
-            </w:r>
-            <w:proofErr w:type="gramEnd"/>
-            <w:r>
-              <w:rPr>
-                <w:sz w:val="28"/>
-                <w:szCs w:val="28"/>
-              </w:rPr>
-              <w:t>Bold, size 16)</w:t>
+              <w:t>(Bold, size 16)</w:t>
             </w:r>
           </w:p>
           <w:p>
@@ -4298,7 +4037,6 @@
               </w:rPr>
               <w:t>MÃ SINH VIÊN</w:t>
             </w:r>
-            <w:proofErr w:type="gramStart"/>
             <w:r>
               <w:rPr>
                 <w:sz w:val="28"/>
@@ -4311,16 +4049,7 @@
                 <w:sz w:val="28"/>
                 <w:szCs w:val="28"/>
               </w:rPr>
-              <w:t>(</w:t>
-            </w:r>
-            <w:proofErr w:type="gramEnd"/>
-            <w:r>
-              <w:rPr>
-                <w:b w:val="0"/>
-                <w:sz w:val="28"/>
-                <w:szCs w:val="28"/>
-              </w:rPr>
-              <w:t>Bold, size 14)</w:t>
+              <w:t>(Bold, size 14)</w:t>
             </w:r>
           </w:p>
           <w:p>
@@ -4360,30 +4089,14 @@
                 <w:b/>
                 <w:sz w:val="32"/>
               </w:rPr>
-              <w:t xml:space="preserve">KHÓA LUẬN TỐT </w:t>
-            </w:r>
-            <w:proofErr w:type="gramStart"/>
-            <w:r>
-              <w:rPr>
-                <w:b/>
-                <w:sz w:val="32"/>
-              </w:rPr>
-              <w:t>NGHIỆP</w:t>
+              <w:t>KHÓA LUẬN TỐT NGHIỆP</w:t>
             </w:r>
             <w:r>
               <w:rPr>
                 <w:sz w:val="28"/>
                 <w:szCs w:val="28"/>
               </w:rPr>
-              <w:t>(</w:t>
-            </w:r>
-            <w:proofErr w:type="gramEnd"/>
-            <w:r>
-              <w:rPr>
-                <w:sz w:val="28"/>
-                <w:szCs w:val="28"/>
-              </w:rPr>
-              <w:t>Bold, size 16)</w:t>
+              <w:t>(Bold, size 16)</w:t>
             </w:r>
           </w:p>
           <w:p>
@@ -4409,7 +4122,6 @@
               </w:rPr>
               <w:t>TÊN KHÓA LUẬN</w:t>
             </w:r>
-            <w:proofErr w:type="gramStart"/>
             <w:r>
               <w:rPr>
                 <w:sz w:val="36"/>
@@ -4423,16 +4135,7 @@
                 <w:sz w:val="28"/>
                 <w:szCs w:val="28"/>
               </w:rPr>
-              <w:t>(</w:t>
-            </w:r>
-            <w:proofErr w:type="gramEnd"/>
-            <w:r>
-              <w:rPr>
-                <w:b w:val="0"/>
-                <w:sz w:val="28"/>
-                <w:szCs w:val="28"/>
-              </w:rPr>
-              <w:t>Bold, size 18-30)</w:t>
+              <w:t>(Bold, size 18-30)</w:t>
             </w:r>
           </w:p>
           <w:p>
@@ -4450,25 +4153,7 @@
                 <w:color w:val="FF0000"/>
                 <w:sz w:val="28"/>
               </w:rPr>
-              <w:t>&lt;Tên khóa luận Tiếng Anh</w:t>
-            </w:r>
-            <w:proofErr w:type="gramStart"/>
-            <w:r>
-              <w:rPr>
-                <w:b/>
-                <w:color w:val="FF0000"/>
-                <w:sz w:val="28"/>
-              </w:rPr>
-              <w:t>&gt;(</w:t>
-            </w:r>
-            <w:proofErr w:type="gramEnd"/>
-            <w:r>
-              <w:rPr>
-                <w:b/>
-                <w:color w:val="FF0000"/>
-                <w:sz w:val="28"/>
-              </w:rPr>
-              <w:t>Bold, size 15-25)</w:t>
+              <w:t>&lt;Tên khóa luận Tiếng Anh&gt;(Bold, size 15-25)</w:t>
             </w:r>
           </w:p>
           <w:p/>
@@ -4527,30 +4212,14 @@
                 <w:b/>
                 <w:sz w:val="28"/>
               </w:rPr>
-              <w:t>NGÀNH &lt;TÊN NGÀNH</w:t>
-            </w:r>
-            <w:proofErr w:type="gramStart"/>
-            <w:r>
-              <w:rPr>
-                <w:b/>
-                <w:sz w:val="28"/>
-              </w:rPr>
-              <w:t>&gt;</w:t>
+              <w:t>NGÀNH &lt;TÊN NGÀNH&gt;</w:t>
             </w:r>
             <w:r>
               <w:rPr>
                 <w:sz w:val="28"/>
                 <w:szCs w:val="28"/>
               </w:rPr>
-              <w:t>(</w:t>
-            </w:r>
-            <w:proofErr w:type="gramEnd"/>
-            <w:r>
-              <w:rPr>
-                <w:sz w:val="28"/>
-                <w:szCs w:val="28"/>
-              </w:rPr>
-              <w:t>Bold, size 14)</w:t>
+              <w:t>(Bold, size 14)</w:t>
             </w:r>
           </w:p>
           <w:p>
@@ -4606,30 +4275,14 @@
                 <w:b/>
                 <w:sz w:val="28"/>
               </w:rPr>
-              <w:t xml:space="preserve">GIẢNG VIÊN HƯỚNG </w:t>
-            </w:r>
-            <w:proofErr w:type="gramStart"/>
-            <w:r>
-              <w:rPr>
-                <w:b/>
-                <w:sz w:val="28"/>
-              </w:rPr>
-              <w:t>DẪN</w:t>
+              <w:t>GIẢNG VIÊN HƯỚNG DẪN</w:t>
             </w:r>
             <w:r>
               <w:rPr>
                 <w:sz w:val="28"/>
                 <w:szCs w:val="28"/>
               </w:rPr>
-              <w:t>(</w:t>
-            </w:r>
-            <w:proofErr w:type="gramEnd"/>
-            <w:r>
-              <w:rPr>
-                <w:sz w:val="28"/>
-                <w:szCs w:val="28"/>
-              </w:rPr>
-              <w:t>Bold, size 14)</w:t>
+              <w:t>(Bold, size 14)</w:t>
             </w:r>
           </w:p>
           <w:p>
@@ -4669,7 +4322,6 @@
               </w:rPr>
               <w:t>TÊN GIẢNG VIÊN HƯỚNG DẪN</w:t>
             </w:r>
-            <w:proofErr w:type="gramStart"/>
             <w:r>
               <w:rPr>
                 <w:b/>
@@ -4682,15 +4334,7 @@
                 <w:sz w:val="28"/>
                 <w:szCs w:val="28"/>
               </w:rPr>
-              <w:t>(</w:t>
-            </w:r>
-            <w:proofErr w:type="gramEnd"/>
-            <w:r>
-              <w:rPr>
-                <w:sz w:val="28"/>
-                <w:szCs w:val="28"/>
-              </w:rPr>
-              <w:t>Bold, size 14)</w:t>
+              <w:t>(Bold, size 14)</w:t>
             </w:r>
           </w:p>
           <w:p>
@@ -4760,7 +4404,6 @@
               </w:rPr>
               <w:t>TP. HỒ CHÍ MINH, &lt;NĂM</w:t>
             </w:r>
-            <w:proofErr w:type="gramStart"/>
             <w:r>
               <w:rPr>
                 <w:b/>
@@ -4774,15 +4417,7 @@
                 <w:sz w:val="28"/>
                 <w:szCs w:val="28"/>
               </w:rPr>
-              <w:t>(</w:t>
-            </w:r>
-            <w:proofErr w:type="gramEnd"/>
-            <w:r>
-              <w:rPr>
-                <w:sz w:val="28"/>
-                <w:szCs w:val="28"/>
-              </w:rPr>
-              <w:t>Bold, size 13)</w:t>
+              <w:t>(Bold, size 13)</w:t>
             </w:r>
           </w:p>
           <w:p>
@@ -4803,7 +4438,7 @@
       <w:r>
         <w:br w:type="page"/>
       </w:r>
-      <w:bookmarkStart w:id="3" w:name="_Ref288720758"/>
+      <w:bookmarkStart w:id="2" w:name="_Ref288720758"/>
       <w:r>
         <w:lastRenderedPageBreak/>
         <w:t>[</w:t>
@@ -4817,7 +4452,7 @@
       <w:r>
         <w:t xml:space="preserve"> IN NHŨ</w:t>
       </w:r>
-      <w:bookmarkEnd w:id="3"/>
+      <w:bookmarkEnd w:id="2"/>
       <w:r>
         <w:t>]</w:t>
       </w:r>
@@ -4857,15 +4492,20 @@
               <w:ind w:left="113" w:right="113"/>
               <w:rPr>
                 <w:color w:val="FFCC00"/>
+                <w:lang w:val="nl-NL"/>
               </w:rPr>
             </w:pPr>
             <w:r>
+              <w:rPr>
+                <w:lang w:val="nl-NL"/>
+              </w:rPr>
               <w:br w:type="page"/>
             </w:r>
             <w:r>
               <w:rPr>
                 <w:b/>
                 <w:color w:val="FFCC00"/>
+                <w:lang w:val="nl-NL"/>
               </w:rPr>
               <w:t>&lt;KHOA&gt;</w:t>
             </w:r>
@@ -4873,6 +4513,7 @@
               <w:rPr>
                 <w:b/>
                 <w:sz w:val="26"/>
+                <w:lang w:val="nl-NL"/>
               </w:rPr>
               <w:t>&lt;</w:t>
             </w:r>
@@ -4881,6 +4522,7 @@
                 <w:b/>
                 <w:color w:val="FFCC00"/>
                 <w:sz w:val="26"/>
+                <w:lang w:val="nl-NL"/>
               </w:rPr>
               <w:t>TEN KHOA LUAN</w:t>
             </w:r>
@@ -4889,6 +4531,7 @@
                 <w:b/>
                 <w:color w:val="FFCC00"/>
                 <w:sz w:val="26"/>
+                <w:lang w:val="nl-NL"/>
               </w:rPr>
               <w:t>&gt;</w:t>
             </w:r>
@@ -4896,6 +4539,7 @@
               <w:rPr>
                 <w:b/>
                 <w:sz w:val="26"/>
+                <w:lang w:val="nl-NL"/>
               </w:rPr>
               <w:tab/>
             </w:r>
@@ -4904,6 +4548,7 @@
                 <w:b/>
                 <w:color w:val="FFCC00"/>
                 <w:sz w:val="26"/>
+                <w:lang w:val="nl-NL"/>
               </w:rPr>
               <w:t>&lt;</w:t>
             </w:r>
@@ -4912,6 +4557,7 @@
                 <w:b/>
                 <w:color w:val="FFCC00"/>
                 <w:sz w:val="26"/>
+                <w:lang w:val="nl-NL"/>
               </w:rPr>
               <w:t>NĂM</w:t>
             </w:r>
@@ -4920,6 +4566,7 @@
                 <w:b/>
                 <w:color w:val="FFCC00"/>
                 <w:sz w:val="26"/>
+                <w:lang w:val="nl-NL"/>
               </w:rPr>
               <w:t>&gt;</w:t>
             </w:r>
@@ -4936,6 +4583,7 @@
           <w:b/>
           <w:bCs/>
           <w:sz w:val="28"/>
+          <w:lang w:val="nl-NL"/>
         </w:rPr>
       </w:pPr>
       <w:r>
@@ -5007,6 +4655,7 @@
       <w:r>
         <w:rPr>
           <w:sz w:val="28"/>
+          <w:lang w:val="nl-NL"/>
         </w:rPr>
         <w:br w:type="page"/>
       </w:r>
@@ -5015,7 +4664,7 @@
       <w:pPr>
         <w:pStyle w:val="Heading1"/>
       </w:pPr>
-      <w:bookmarkStart w:id="4" w:name="_Ref288720821"/>
+      <w:bookmarkStart w:id="3" w:name="_Ref288720821"/>
       <w:r>
         <w:lastRenderedPageBreak/>
         <w:t>[</w:t>
@@ -5023,7 +4672,7 @@
       <w:r>
         <w:t>MẪU BÌA CD</w:t>
       </w:r>
-      <w:bookmarkEnd w:id="4"/>
+      <w:bookmarkEnd w:id="3"/>
       <w:r>
         <w:t>]</w:t>
       </w:r>
@@ -5340,7 +4989,7 @@
 </file>
 
 <file path=word/endnotes.xml><?xml version="1.0" encoding="utf-8"?>
-<w:endnotes xmlns:wpc="http://schemas.microsoft.com/office/word/2010/wordprocessingCanvas" xmlns:cx="http://schemas.microsoft.com/office/drawing/2014/chartex" xmlns:cx1="http://schemas.microsoft.com/office/drawing/2015/9/8/chartex" xmlns:cx2="http://schemas.microsoft.com/office/drawing/2015/10/21/chartex" xmlns:cx3="http://schemas.microsoft.com/office/drawing/2016/5/9/chartex" xmlns:cx4="http://schemas.microsoft.com/office/drawing/2016/5/10/chartex" xmlns:cx5="http://schemas.microsoft.com/office/drawing/2016/5/11/chartex" xmlns:cx6="http://schemas.microsoft.com/office/drawing/2016/5/12/chartex" xmlns:cx7="http://schemas.microsoft.com/office/drawing/2016/5/13/chartex" xmlns:cx8="http://schemas.microsoft.com/office/drawing/2016/5/14/chartex" xmlns:mc="http://schemas.openxmlformats.org/markup-compatibility/2006" xmlns:aink="http://schemas.microsoft.com/office/drawing/2016/ink" xmlns:am3d="http://schemas.microsoft.com/office/drawing/2017/model3d" xmlns:o="urn:schemas-microsoft-com:office:office" xmlns:r="http://schemas.openxmlformats.org/officeDocument/2006/relationships" xmlns:m="http://schemas.openxmlformats.org/officeDocument/2006/math" xmlns:v="urn:schemas-microsoft-com:vml" xmlns:wp14="http://schemas.microsoft.com/office/word/2010/wordprocessingDrawing" xmlns:wp="http://schemas.openxmlformats.org/drawingml/2006/wordprocessingDrawing" xmlns:w10="urn:schemas-microsoft-com:office:word" xmlns:w="http://schemas.openxmlformats.org/wordprocessingml/2006/main" xmlns:w14="http://schemas.microsoft.com/office/word/2010/wordml" xmlns:w15="http://schemas.microsoft.com/office/word/2012/wordml" xmlns:w16cid="http://schemas.microsoft.com/office/word/2016/wordml/cid" xmlns:w16se="http://schemas.microsoft.com/office/word/2015/wordml/symex" xmlns:wpg="http://schemas.microsoft.com/office/word/2010/wordprocessingGroup" xmlns:wpi="http://schemas.microsoft.com/office/word/2010/wordprocessingInk" xmlns:wne="http://schemas.microsoft.com/office/word/2006/wordml" xmlns:wps="http://schemas.microsoft.com/office/word/2010/wordprocessingShape" mc:Ignorable="w14 w15 w16se w16cid wp14">
+<w:endnotes xmlns:wpc="http://schemas.microsoft.com/office/word/2010/wordprocessingCanvas" xmlns:cx="http://schemas.microsoft.com/office/drawing/2014/chartex" xmlns:cx1="http://schemas.microsoft.com/office/drawing/2015/9/8/chartex" xmlns:cx2="http://schemas.microsoft.com/office/drawing/2015/10/21/chartex" xmlns:cx3="http://schemas.microsoft.com/office/drawing/2016/5/9/chartex" xmlns:cx4="http://schemas.microsoft.com/office/drawing/2016/5/10/chartex" xmlns:cx5="http://schemas.microsoft.com/office/drawing/2016/5/11/chartex" xmlns:cx6="http://schemas.microsoft.com/office/drawing/2016/5/12/chartex" xmlns:cx7="http://schemas.microsoft.com/office/drawing/2016/5/13/chartex" xmlns:cx8="http://schemas.microsoft.com/office/drawing/2016/5/14/chartex" xmlns:mc="http://schemas.openxmlformats.org/markup-compatibility/2006" xmlns:aink="http://schemas.microsoft.com/office/drawing/2016/ink" xmlns:am3d="http://schemas.microsoft.com/office/drawing/2017/model3d" xmlns:o="urn:schemas-microsoft-com:office:office" xmlns:oel="http://schemas.microsoft.com/office/2019/extlst" xmlns:r="http://schemas.openxmlformats.org/officeDocument/2006/relationships" xmlns:m="http://schemas.openxmlformats.org/officeDocument/2006/math" xmlns:v="urn:schemas-microsoft-com:vml" xmlns:wp14="http://schemas.microsoft.com/office/word/2010/wordprocessingDrawing" xmlns:wp="http://schemas.openxmlformats.org/drawingml/2006/wordprocessingDrawing" xmlns:w10="urn:schemas-microsoft-com:office:word" xmlns:w="http://schemas.openxmlformats.org/wordprocessingml/2006/main" xmlns:w14="http://schemas.microsoft.com/office/word/2010/wordml" xmlns:w15="http://schemas.microsoft.com/office/word/2012/wordml" xmlns:w16cex="http://schemas.microsoft.com/office/word/2018/wordml/cex" xmlns:w16cid="http://schemas.microsoft.com/office/word/2016/wordml/cid" xmlns:w16="http://schemas.microsoft.com/office/word/2018/wordml" xmlns:w16du="http://schemas.microsoft.com/office/word/2023/wordml/word16du" xmlns:w16sdtdh="http://schemas.microsoft.com/office/word/2020/wordml/sdtdatahash" xmlns:w16sdtfl="http://schemas.microsoft.com/office/word/2024/wordml/sdtformatlock" xmlns:w16se="http://schemas.microsoft.com/office/word/2015/wordml/symex" xmlns:wpg="http://schemas.microsoft.com/office/word/2010/wordprocessingGroup" xmlns:wpi="http://schemas.microsoft.com/office/word/2010/wordprocessingInk" xmlns:wne="http://schemas.microsoft.com/office/word/2006/wordml" xmlns:wps="http://schemas.microsoft.com/office/word/2010/wordprocessingShape" mc:Ignorable="w14 w15 w16se w16cid w16 w16cex w16sdtdh w16sdtfl w16du wp14">
   <w:endnote w:type="separator" w:id="-1">
     <w:p>
       <w:r>
@@ -5359,7 +5008,7 @@
 </file>
 
 <file path=word/footer1.xml><?xml version="1.0" encoding="utf-8"?>
-<w:ftr xmlns:wpc="http://schemas.microsoft.com/office/word/2010/wordprocessingCanvas" xmlns:cx="http://schemas.microsoft.com/office/drawing/2014/chartex" xmlns:cx1="http://schemas.microsoft.com/office/drawing/2015/9/8/chartex" xmlns:cx2="http://schemas.microsoft.com/office/drawing/2015/10/21/chartex" xmlns:cx3="http://schemas.microsoft.com/office/drawing/2016/5/9/chartex" xmlns:cx4="http://schemas.microsoft.com/office/drawing/2016/5/10/chartex" xmlns:cx5="http://schemas.microsoft.com/office/drawing/2016/5/11/chartex" xmlns:cx6="http://schemas.microsoft.com/office/drawing/2016/5/12/chartex" xmlns:cx7="http://schemas.microsoft.com/office/drawing/2016/5/13/chartex" xmlns:cx8="http://schemas.microsoft.com/office/drawing/2016/5/14/chartex" xmlns:mc="http://schemas.openxmlformats.org/markup-compatibility/2006" xmlns:aink="http://schemas.microsoft.com/office/drawing/2016/ink" xmlns:am3d="http://schemas.microsoft.com/office/drawing/2017/model3d" xmlns:o="urn:schemas-microsoft-com:office:office" xmlns:r="http://schemas.openxmlformats.org/officeDocument/2006/relationships" xmlns:m="http://schemas.openxmlformats.org/officeDocument/2006/math" xmlns:v="urn:schemas-microsoft-com:vml" xmlns:wp14="http://schemas.microsoft.com/office/word/2010/wordprocessingDrawing" xmlns:wp="http://schemas.openxmlformats.org/drawingml/2006/wordprocessingDrawing" xmlns:w10="urn:schemas-microsoft-com:office:word" xmlns:w="http://schemas.openxmlformats.org/wordprocessingml/2006/main" xmlns:w14="http://schemas.microsoft.com/office/word/2010/wordml" xmlns:w15="http://schemas.microsoft.com/office/word/2012/wordml" xmlns:w16cid="http://schemas.microsoft.com/office/word/2016/wordml/cid" xmlns:w16se="http://schemas.microsoft.com/office/word/2015/wordml/symex" xmlns:wpg="http://schemas.microsoft.com/office/word/2010/wordprocessingGroup" xmlns:wpi="http://schemas.microsoft.com/office/word/2010/wordprocessingInk" xmlns:wne="http://schemas.microsoft.com/office/word/2006/wordml" xmlns:wps="http://schemas.microsoft.com/office/word/2010/wordprocessingShape" mc:Ignorable="w14 w15 w16se w16cid wp14">
+<w:ftr xmlns:wpc="http://schemas.microsoft.com/office/word/2010/wordprocessingCanvas" xmlns:cx="http://schemas.microsoft.com/office/drawing/2014/chartex" xmlns:cx1="http://schemas.microsoft.com/office/drawing/2015/9/8/chartex" xmlns:cx2="http://schemas.microsoft.com/office/drawing/2015/10/21/chartex" xmlns:cx3="http://schemas.microsoft.com/office/drawing/2016/5/9/chartex" xmlns:cx4="http://schemas.microsoft.com/office/drawing/2016/5/10/chartex" xmlns:cx5="http://schemas.microsoft.com/office/drawing/2016/5/11/chartex" xmlns:cx6="http://schemas.microsoft.com/office/drawing/2016/5/12/chartex" xmlns:cx7="http://schemas.microsoft.com/office/drawing/2016/5/13/chartex" xmlns:cx8="http://schemas.microsoft.com/office/drawing/2016/5/14/chartex" xmlns:mc="http://schemas.openxmlformats.org/markup-compatibility/2006" xmlns:aink="http://schemas.microsoft.com/office/drawing/2016/ink" xmlns:am3d="http://schemas.microsoft.com/office/drawing/2017/model3d" xmlns:o="urn:schemas-microsoft-com:office:office" xmlns:oel="http://schemas.microsoft.com/office/2019/extlst" xmlns:r="http://schemas.openxmlformats.org/officeDocument/2006/relationships" xmlns:m="http://schemas.openxmlformats.org/officeDocument/2006/math" xmlns:v="urn:schemas-microsoft-com:vml" xmlns:wp14="http://schemas.microsoft.com/office/word/2010/wordprocessingDrawing" xmlns:wp="http://schemas.openxmlformats.org/drawingml/2006/wordprocessingDrawing" xmlns:w10="urn:schemas-microsoft-com:office:word" xmlns:w="http://schemas.openxmlformats.org/wordprocessingml/2006/main" xmlns:w14="http://schemas.microsoft.com/office/word/2010/wordml" xmlns:w15="http://schemas.microsoft.com/office/word/2012/wordml" xmlns:w16cex="http://schemas.microsoft.com/office/word/2018/wordml/cex" xmlns:w16cid="http://schemas.microsoft.com/office/word/2016/wordml/cid" xmlns:w16="http://schemas.microsoft.com/office/word/2018/wordml" xmlns:w16du="http://schemas.microsoft.com/office/word/2023/wordml/word16du" xmlns:w16sdtdh="http://schemas.microsoft.com/office/word/2020/wordml/sdtdatahash" xmlns:w16sdtfl="http://schemas.microsoft.com/office/word/2024/wordml/sdtformatlock" xmlns:w16se="http://schemas.microsoft.com/office/word/2015/wordml/symex" xmlns:wpg="http://schemas.microsoft.com/office/word/2010/wordprocessingGroup" xmlns:wpi="http://schemas.microsoft.com/office/word/2010/wordprocessingInk" xmlns:wne="http://schemas.microsoft.com/office/word/2006/wordml" xmlns:wps="http://schemas.microsoft.com/office/word/2010/wordprocessingShape" mc:Ignorable="w14 w15 w16se w16cid w16 w16cex w16sdtdh w16sdtfl w16du wp14">
   <w:p>
     <w:pPr>
       <w:pStyle w:val="Footer"/>
@@ -5397,7 +5046,7 @@
 </file>
 
 <file path=word/footer2.xml><?xml version="1.0" encoding="utf-8"?>
-<w:ftr xmlns:wpc="http://schemas.microsoft.com/office/word/2010/wordprocessingCanvas" xmlns:cx="http://schemas.microsoft.com/office/drawing/2014/chartex" xmlns:cx1="http://schemas.microsoft.com/office/drawing/2015/9/8/chartex" xmlns:cx2="http://schemas.microsoft.com/office/drawing/2015/10/21/chartex" xmlns:cx3="http://schemas.microsoft.com/office/drawing/2016/5/9/chartex" xmlns:cx4="http://schemas.microsoft.com/office/drawing/2016/5/10/chartex" xmlns:cx5="http://schemas.microsoft.com/office/drawing/2016/5/11/chartex" xmlns:cx6="http://schemas.microsoft.com/office/drawing/2016/5/12/chartex" xmlns:cx7="http://schemas.microsoft.com/office/drawing/2016/5/13/chartex" xmlns:cx8="http://schemas.microsoft.com/office/drawing/2016/5/14/chartex" xmlns:mc="http://schemas.openxmlformats.org/markup-compatibility/2006" xmlns:aink="http://schemas.microsoft.com/office/drawing/2016/ink" xmlns:am3d="http://schemas.microsoft.com/office/drawing/2017/model3d" xmlns:o="urn:schemas-microsoft-com:office:office" xmlns:r="http://schemas.openxmlformats.org/officeDocument/2006/relationships" xmlns:m="http://schemas.openxmlformats.org/officeDocument/2006/math" xmlns:v="urn:schemas-microsoft-com:vml" xmlns:wp14="http://schemas.microsoft.com/office/word/2010/wordprocessingDrawing" xmlns:wp="http://schemas.openxmlformats.org/drawingml/2006/wordprocessingDrawing" xmlns:w10="urn:schemas-microsoft-com:office:word" xmlns:w="http://schemas.openxmlformats.org/wordprocessingml/2006/main" xmlns:w14="http://schemas.microsoft.com/office/word/2010/wordml" xmlns:w15="http://schemas.microsoft.com/office/word/2012/wordml" xmlns:w16cid="http://schemas.microsoft.com/office/word/2016/wordml/cid" xmlns:w16se="http://schemas.microsoft.com/office/word/2015/wordml/symex" xmlns:wpg="http://schemas.microsoft.com/office/word/2010/wordprocessingGroup" xmlns:wpi="http://schemas.microsoft.com/office/word/2010/wordprocessingInk" xmlns:wne="http://schemas.microsoft.com/office/word/2006/wordml" xmlns:wps="http://schemas.microsoft.com/office/word/2010/wordprocessingShape" mc:Ignorable="w14 w15 w16se w16cid wp14">
+<w:ftr xmlns:wpc="http://schemas.microsoft.com/office/word/2010/wordprocessingCanvas" xmlns:cx="http://schemas.microsoft.com/office/drawing/2014/chartex" xmlns:cx1="http://schemas.microsoft.com/office/drawing/2015/9/8/chartex" xmlns:cx2="http://schemas.microsoft.com/office/drawing/2015/10/21/chartex" xmlns:cx3="http://schemas.microsoft.com/office/drawing/2016/5/9/chartex" xmlns:cx4="http://schemas.microsoft.com/office/drawing/2016/5/10/chartex" xmlns:cx5="http://schemas.microsoft.com/office/drawing/2016/5/11/chartex" xmlns:cx6="http://schemas.microsoft.com/office/drawing/2016/5/12/chartex" xmlns:cx7="http://schemas.microsoft.com/office/drawing/2016/5/13/chartex" xmlns:cx8="http://schemas.microsoft.com/office/drawing/2016/5/14/chartex" xmlns:mc="http://schemas.openxmlformats.org/markup-compatibility/2006" xmlns:aink="http://schemas.microsoft.com/office/drawing/2016/ink" xmlns:am3d="http://schemas.microsoft.com/office/drawing/2017/model3d" xmlns:o="urn:schemas-microsoft-com:office:office" xmlns:oel="http://schemas.microsoft.com/office/2019/extlst" xmlns:r="http://schemas.openxmlformats.org/officeDocument/2006/relationships" xmlns:m="http://schemas.openxmlformats.org/officeDocument/2006/math" xmlns:v="urn:schemas-microsoft-com:vml" xmlns:wp14="http://schemas.microsoft.com/office/word/2010/wordprocessingDrawing" xmlns:wp="http://schemas.openxmlformats.org/drawingml/2006/wordprocessingDrawing" xmlns:w10="urn:schemas-microsoft-com:office:word" xmlns:w="http://schemas.openxmlformats.org/wordprocessingml/2006/main" xmlns:w14="http://schemas.microsoft.com/office/word/2010/wordml" xmlns:w15="http://schemas.microsoft.com/office/word/2012/wordml" xmlns:w16cex="http://schemas.microsoft.com/office/word/2018/wordml/cex" xmlns:w16cid="http://schemas.microsoft.com/office/word/2016/wordml/cid" xmlns:w16="http://schemas.microsoft.com/office/word/2018/wordml" xmlns:w16du="http://schemas.microsoft.com/office/word/2023/wordml/word16du" xmlns:w16sdtdh="http://schemas.microsoft.com/office/word/2020/wordml/sdtdatahash" xmlns:w16sdtfl="http://schemas.microsoft.com/office/word/2024/wordml/sdtformatlock" xmlns:w16se="http://schemas.microsoft.com/office/word/2015/wordml/symex" xmlns:wpg="http://schemas.microsoft.com/office/word/2010/wordprocessingGroup" xmlns:wpi="http://schemas.microsoft.com/office/word/2010/wordprocessingInk" xmlns:wne="http://schemas.microsoft.com/office/word/2006/wordml" xmlns:wps="http://schemas.microsoft.com/office/word/2010/wordprocessingShape" mc:Ignorable="w14 w15 w16se w16cid w16 w16cex w16sdtdh w16sdtfl w16du wp14">
   <w:sdt>
     <w:sdtPr>
       <w:id w:val="675697697"/>
@@ -5406,7 +5055,6 @@
         <w:docPartUnique/>
       </w:docPartObj>
     </w:sdtPr>
-    <w:sdtEndPr/>
     <w:sdtContent>
       <w:p>
         <w:pPr>
@@ -5447,7 +5095,7 @@
 </file>
 
 <file path=word/footnotes.xml><?xml version="1.0" encoding="utf-8"?>
-<w:footnotes xmlns:wpc="http://schemas.microsoft.com/office/word/2010/wordprocessingCanvas" xmlns:cx="http://schemas.microsoft.com/office/drawing/2014/chartex" xmlns:cx1="http://schemas.microsoft.com/office/drawing/2015/9/8/chartex" xmlns:cx2="http://schemas.microsoft.com/office/drawing/2015/10/21/chartex" xmlns:cx3="http://schemas.microsoft.com/office/drawing/2016/5/9/chartex" xmlns:cx4="http://schemas.microsoft.com/office/drawing/2016/5/10/chartex" xmlns:cx5="http://schemas.microsoft.com/office/drawing/2016/5/11/chartex" xmlns:cx6="http://schemas.microsoft.com/office/drawing/2016/5/12/chartex" xmlns:cx7="http://schemas.microsoft.com/office/drawing/2016/5/13/chartex" xmlns:cx8="http://schemas.microsoft.com/office/drawing/2016/5/14/chartex" xmlns:mc="http://schemas.openxmlformats.org/markup-compatibility/2006" xmlns:aink="http://schemas.microsoft.com/office/drawing/2016/ink" xmlns:am3d="http://schemas.microsoft.com/office/drawing/2017/model3d" xmlns:o="urn:schemas-microsoft-com:office:office" xmlns:r="http://schemas.openxmlformats.org/officeDocument/2006/relationships" xmlns:m="http://schemas.openxmlformats.org/officeDocument/2006/math" xmlns:v="urn:schemas-microsoft-com:vml" xmlns:wp14="http://schemas.microsoft.com/office/word/2010/wordprocessingDrawing" xmlns:wp="http://schemas.openxmlformats.org/drawingml/2006/wordprocessingDrawing" xmlns:w10="urn:schemas-microsoft-com:office:word" xmlns:w="http://schemas.openxmlformats.org/wordprocessingml/2006/main" xmlns:w14="http://schemas.microsoft.com/office/word/2010/wordml" xmlns:w15="http://schemas.microsoft.com/office/word/2012/wordml" xmlns:w16cid="http://schemas.microsoft.com/office/word/2016/wordml/cid" xmlns:w16se="http://schemas.microsoft.com/office/word/2015/wordml/symex" xmlns:wpg="http://schemas.microsoft.com/office/word/2010/wordprocessingGroup" xmlns:wpi="http://schemas.microsoft.com/office/word/2010/wordprocessingInk" xmlns:wne="http://schemas.microsoft.com/office/word/2006/wordml" xmlns:wps="http://schemas.microsoft.com/office/word/2010/wordprocessingShape" mc:Ignorable="w14 w15 w16se w16cid wp14">
+<w:footnotes xmlns:wpc="http://schemas.microsoft.com/office/word/2010/wordprocessingCanvas" xmlns:cx="http://schemas.microsoft.com/office/drawing/2014/chartex" xmlns:cx1="http://schemas.microsoft.com/office/drawing/2015/9/8/chartex" xmlns:cx2="http://schemas.microsoft.com/office/drawing/2015/10/21/chartex" xmlns:cx3="http://schemas.microsoft.com/office/drawing/2016/5/9/chartex" xmlns:cx4="http://schemas.microsoft.com/office/drawing/2016/5/10/chartex" xmlns:cx5="http://schemas.microsoft.com/office/drawing/2016/5/11/chartex" xmlns:cx6="http://schemas.microsoft.com/office/drawing/2016/5/12/chartex" xmlns:cx7="http://schemas.microsoft.com/office/drawing/2016/5/13/chartex" xmlns:cx8="http://schemas.microsoft.com/office/drawing/2016/5/14/chartex" xmlns:mc="http://schemas.openxmlformats.org/markup-compatibility/2006" xmlns:aink="http://schemas.microsoft.com/office/drawing/2016/ink" xmlns:am3d="http://schemas.microsoft.com/office/drawing/2017/model3d" xmlns:o="urn:schemas-microsoft-com:office:office" xmlns:oel="http://schemas.microsoft.com/office/2019/extlst" xmlns:r="http://schemas.openxmlformats.org/officeDocument/2006/relationships" xmlns:m="http://schemas.openxmlformats.org/officeDocument/2006/math" xmlns:v="urn:schemas-microsoft-com:vml" xmlns:wp14="http://schemas.microsoft.com/office/word/2010/wordprocessingDrawing" xmlns:wp="http://schemas.openxmlformats.org/drawingml/2006/wordprocessingDrawing" xmlns:w10="urn:schemas-microsoft-com:office:word" xmlns:w="http://schemas.openxmlformats.org/wordprocessingml/2006/main" xmlns:w14="http://schemas.microsoft.com/office/word/2010/wordml" xmlns:w15="http://schemas.microsoft.com/office/word/2012/wordml" xmlns:w16cex="http://schemas.microsoft.com/office/word/2018/wordml/cex" xmlns:w16cid="http://schemas.microsoft.com/office/word/2016/wordml/cid" xmlns:w16="http://schemas.microsoft.com/office/word/2018/wordml" xmlns:w16du="http://schemas.microsoft.com/office/word/2023/wordml/word16du" xmlns:w16sdtdh="http://schemas.microsoft.com/office/word/2020/wordml/sdtdatahash" xmlns:w16sdtfl="http://schemas.microsoft.com/office/word/2024/wordml/sdtformatlock" xmlns:w16se="http://schemas.microsoft.com/office/word/2015/wordml/symex" xmlns:wpg="http://schemas.microsoft.com/office/word/2010/wordprocessingGroup" xmlns:wpi="http://schemas.microsoft.com/office/word/2010/wordprocessingInk" xmlns:wne="http://schemas.microsoft.com/office/word/2006/wordml" xmlns:wps="http://schemas.microsoft.com/office/word/2010/wordprocessingShape" mc:Ignorable="w14 w15 w16se w16cid w16 w16cex w16sdtdh w16sdtfl w16du wp14">
   <w:footnote w:type="separator" w:id="-1">
     <w:p>
       <w:r>
@@ -5466,7 +5114,7 @@
 </file>
 
 <file path=word/numbering.xml><?xml version="1.0" encoding="utf-8"?>
-<w:numbering xmlns:wpc="http://schemas.microsoft.com/office/word/2010/wordprocessingCanvas" xmlns:cx="http://schemas.microsoft.com/office/drawing/2014/chartex" xmlns:cx1="http://schemas.microsoft.com/office/drawing/2015/9/8/chartex" xmlns:cx2="http://schemas.microsoft.com/office/drawing/2015/10/21/chartex" xmlns:cx3="http://schemas.microsoft.com/office/drawing/2016/5/9/chartex" xmlns:cx4="http://schemas.microsoft.com/office/drawing/2016/5/10/chartex" xmlns:cx5="http://schemas.microsoft.com/office/drawing/2016/5/11/chartex" xmlns:cx6="http://schemas.microsoft.com/office/drawing/2016/5/12/chartex" xmlns:cx7="http://schemas.microsoft.com/office/drawing/2016/5/13/chartex" xmlns:cx8="http://schemas.microsoft.com/office/drawing/2016/5/14/chartex" xmlns:mc="http://schemas.openxmlformats.org/markup-compatibility/2006" xmlns:aink="http://schemas.microsoft.com/office/drawing/2016/ink" xmlns:am3d="http://schemas.microsoft.com/office/drawing/2017/model3d" xmlns:o="urn:schemas-microsoft-com:office:office" xmlns:r="http://schemas.openxmlformats.org/officeDocument/2006/relationships" xmlns:m="http://schemas.openxmlformats.org/officeDocument/2006/math" xmlns:v="urn:schemas-microsoft-com:vml" xmlns:wp14="http://schemas.microsoft.com/office/word/2010/wordprocessingDrawing" xmlns:wp="http://schemas.openxmlformats.org/drawingml/2006/wordprocessingDrawing" xmlns:w10="urn:schemas-microsoft-com:office:word" xmlns:w="http://schemas.openxmlformats.org/wordprocessingml/2006/main" xmlns:w14="http://schemas.microsoft.com/office/word/2010/wordml" xmlns:w15="http://schemas.microsoft.com/office/word/2012/wordml" xmlns:w16cid="http://schemas.microsoft.com/office/word/2016/wordml/cid" xmlns:w16se="http://schemas.microsoft.com/office/word/2015/wordml/symex" xmlns:wpg="http://schemas.microsoft.com/office/word/2010/wordprocessingGroup" xmlns:wpi="http://schemas.microsoft.com/office/word/2010/wordprocessingInk" xmlns:wne="http://schemas.microsoft.com/office/word/2006/wordml" xmlns:wps="http://schemas.microsoft.com/office/word/2010/wordprocessingShape" mc:Ignorable="w14 w15 w16se w16cid wp14">
+<w:numbering xmlns:wpc="http://schemas.microsoft.com/office/word/2010/wordprocessingCanvas" xmlns:cx="http://schemas.microsoft.com/office/drawing/2014/chartex" xmlns:cx1="http://schemas.microsoft.com/office/drawing/2015/9/8/chartex" xmlns:cx2="http://schemas.microsoft.com/office/drawing/2015/10/21/chartex" xmlns:cx3="http://schemas.microsoft.com/office/drawing/2016/5/9/chartex" xmlns:cx4="http://schemas.microsoft.com/office/drawing/2016/5/10/chartex" xmlns:cx5="http://schemas.microsoft.com/office/drawing/2016/5/11/chartex" xmlns:cx6="http://schemas.microsoft.com/office/drawing/2016/5/12/chartex" xmlns:cx7="http://schemas.microsoft.com/office/drawing/2016/5/13/chartex" xmlns:cx8="http://schemas.microsoft.com/office/drawing/2016/5/14/chartex" xmlns:mc="http://schemas.openxmlformats.org/markup-compatibility/2006" xmlns:aink="http://schemas.microsoft.com/office/drawing/2016/ink" xmlns:am3d="http://schemas.microsoft.com/office/drawing/2017/model3d" xmlns:o="urn:schemas-microsoft-com:office:office" xmlns:oel="http://schemas.microsoft.com/office/2019/extlst" xmlns:r="http://schemas.openxmlformats.org/officeDocument/2006/relationships" xmlns:m="http://schemas.openxmlformats.org/officeDocument/2006/math" xmlns:v="urn:schemas-microsoft-com:vml" xmlns:wp14="http://schemas.microsoft.com/office/word/2010/wordprocessingDrawing" xmlns:wp="http://schemas.openxmlformats.org/drawingml/2006/wordprocessingDrawing" xmlns:w10="urn:schemas-microsoft-com:office:word" xmlns:w="http://schemas.openxmlformats.org/wordprocessingml/2006/main" xmlns:w14="http://schemas.microsoft.com/office/word/2010/wordml" xmlns:w15="http://schemas.microsoft.com/office/word/2012/wordml" xmlns:w16cex="http://schemas.microsoft.com/office/word/2018/wordml/cex" xmlns:w16cid="http://schemas.microsoft.com/office/word/2016/wordml/cid" xmlns:w16="http://schemas.microsoft.com/office/word/2018/wordml" xmlns:w16du="http://schemas.microsoft.com/office/word/2023/wordml/word16du" xmlns:w16sdtdh="http://schemas.microsoft.com/office/word/2020/wordml/sdtdatahash" xmlns:w16sdtfl="http://schemas.microsoft.com/office/word/2024/wordml/sdtformatlock" xmlns:w16se="http://schemas.microsoft.com/office/word/2015/wordml/symex" xmlns:wpg="http://schemas.microsoft.com/office/word/2010/wordprocessingGroup" xmlns:wpi="http://schemas.microsoft.com/office/word/2010/wordprocessingInk" xmlns:wne="http://schemas.microsoft.com/office/word/2006/wordml" xmlns:wps="http://schemas.microsoft.com/office/word/2010/wordprocessingShape" mc:Ignorable="w14 w15 w16se w16cid w16 w16cex w16sdtdh w16sdtfl w16du wp14">
   <w:abstractNum w:abstractNumId="0" w15:restartNumberingAfterBreak="0">
     <w:nsid w:val="028A19B6"/>
     <w:multiLevelType w:val="hybridMultilevel"/>
@@ -8380,73 +8028,73 @@
       </w:pPr>
     </w:lvl>
   </w:abstractNum>
-  <w:num w:numId="1">
+  <w:num w:numId="1" w16cid:durableId="474034273">
     <w:abstractNumId w:val="8"/>
   </w:num>
-  <w:num w:numId="2">
+  <w:num w:numId="2" w16cid:durableId="1118720921">
     <w:abstractNumId w:val="18"/>
   </w:num>
-  <w:num w:numId="3">
+  <w:num w:numId="3" w16cid:durableId="643506669">
     <w:abstractNumId w:val="13"/>
   </w:num>
-  <w:num w:numId="4">
+  <w:num w:numId="4" w16cid:durableId="1034040697">
     <w:abstractNumId w:val="7"/>
   </w:num>
-  <w:num w:numId="5">
+  <w:num w:numId="5" w16cid:durableId="1559827626">
     <w:abstractNumId w:val="16"/>
   </w:num>
-  <w:num w:numId="6">
+  <w:num w:numId="6" w16cid:durableId="595939253">
     <w:abstractNumId w:val="20"/>
   </w:num>
-  <w:num w:numId="7">
+  <w:num w:numId="7" w16cid:durableId="1592617145">
     <w:abstractNumId w:val="17"/>
   </w:num>
-  <w:num w:numId="8">
+  <w:num w:numId="8" w16cid:durableId="778448702">
     <w:abstractNumId w:val="2"/>
   </w:num>
-  <w:num w:numId="9">
+  <w:num w:numId="9" w16cid:durableId="2084328859">
     <w:abstractNumId w:val="15"/>
   </w:num>
-  <w:num w:numId="10">
+  <w:num w:numId="10" w16cid:durableId="1953053134">
     <w:abstractNumId w:val="11"/>
   </w:num>
-  <w:num w:numId="11">
+  <w:num w:numId="11" w16cid:durableId="1878003009">
     <w:abstractNumId w:val="1"/>
   </w:num>
-  <w:num w:numId="12">
+  <w:num w:numId="12" w16cid:durableId="857933570">
     <w:abstractNumId w:val="22"/>
   </w:num>
-  <w:num w:numId="13">
+  <w:num w:numId="13" w16cid:durableId="647634094">
     <w:abstractNumId w:val="5"/>
   </w:num>
-  <w:num w:numId="14">
+  <w:num w:numId="14" w16cid:durableId="213394715">
     <w:abstractNumId w:val="3"/>
   </w:num>
-  <w:num w:numId="15">
+  <w:num w:numId="15" w16cid:durableId="529073915">
     <w:abstractNumId w:val="19"/>
   </w:num>
-  <w:num w:numId="16">
+  <w:num w:numId="16" w16cid:durableId="1726486811">
     <w:abstractNumId w:val="10"/>
   </w:num>
-  <w:num w:numId="17">
+  <w:num w:numId="17" w16cid:durableId="531311544">
     <w:abstractNumId w:val="9"/>
   </w:num>
-  <w:num w:numId="18">
+  <w:num w:numId="18" w16cid:durableId="92672309">
     <w:abstractNumId w:val="12"/>
   </w:num>
-  <w:num w:numId="19">
+  <w:num w:numId="19" w16cid:durableId="1857579701">
     <w:abstractNumId w:val="4"/>
   </w:num>
-  <w:num w:numId="20">
+  <w:num w:numId="20" w16cid:durableId="559287854">
     <w:abstractNumId w:val="6"/>
   </w:num>
-  <w:num w:numId="21">
+  <w:num w:numId="21" w16cid:durableId="183253611">
     <w:abstractNumId w:val="21"/>
   </w:num>
-  <w:num w:numId="22">
+  <w:num w:numId="22" w16cid:durableId="1241791551">
     <w:abstractNumId w:val="14"/>
   </w:num>
-  <w:num w:numId="23">
+  <w:num w:numId="23" w16cid:durableId="1598908557">
     <w:abstractNumId w:val="0"/>
   </w:num>
   <w:numIdMacAtCleanup w:val="13"/>
@@ -8454,7 +8102,7 @@
 </file>
 
 <file path=word/styles.xml><?xml version="1.0" encoding="utf-8"?>
-<w:styles xmlns:mc="http://schemas.openxmlformats.org/markup-compatibility/2006" xmlns:r="http://schemas.openxmlformats.org/officeDocument/2006/relationships" xmlns:w="http://schemas.openxmlformats.org/wordprocessingml/2006/main" xmlns:w14="http://schemas.microsoft.com/office/word/2010/wordml" xmlns:w15="http://schemas.microsoft.com/office/word/2012/wordml" xmlns:w16cid="http://schemas.microsoft.com/office/word/2016/wordml/cid" xmlns:w16se="http://schemas.microsoft.com/office/word/2015/wordml/symex" mc:Ignorable="w14 w15 w16se w16cid">
+<w:styles xmlns:mc="http://schemas.openxmlformats.org/markup-compatibility/2006" xmlns:r="http://schemas.openxmlformats.org/officeDocument/2006/relationships" xmlns:w="http://schemas.openxmlformats.org/wordprocessingml/2006/main" xmlns:w14="http://schemas.microsoft.com/office/word/2010/wordml" xmlns:w15="http://schemas.microsoft.com/office/word/2012/wordml" xmlns:w16cex="http://schemas.microsoft.com/office/word/2018/wordml/cex" xmlns:w16cid="http://schemas.microsoft.com/office/word/2016/wordml/cid" xmlns:w16="http://schemas.microsoft.com/office/word/2018/wordml" xmlns:w16du="http://schemas.microsoft.com/office/word/2023/wordml/word16du" xmlns:w16sdtdh="http://schemas.microsoft.com/office/word/2020/wordml/sdtdatahash" xmlns:w16sdtfl="http://schemas.microsoft.com/office/word/2024/wordml/sdtformatlock" xmlns:w16se="http://schemas.microsoft.com/office/word/2015/wordml/symex" mc:Ignorable="w14 w15 w16se w16cid w16 w16cex w16sdtdh w16sdtfl w16du">
   <w:docDefaults>
     <w:rPrDefault>
       <w:rPr>
